--- a/downloads/nagranie-piotr-2026-06-15/Kosmiczne-laboratorium-scenariusz-Piotr-Makowski.docx
+++ b/downloads/nagranie-piotr-2026-06-15/Kosmiczne-laboratorium-scenariusz-Piotr-Makowski.docx
@@ -77,7 +77,7 @@
           <w:b/>
           <w:color w:val="8B6A24"/>
         </w:rPr>
-        <w:t xml:space="preserve">STATUS: DRAFT / UNLOCKED · KANDYDAT 2b1fe0fd882ab774 · NIE NAGRYWAĆ</w:t>
+        <w:t xml:space="preserve">STATUS: DRAFT / UNLOCKED · KANDYDAT d4e3485822e7e877 · NIE NAGRYWAĆ</w:t>
       </w:r>
     </w:p>
     <w:p>
@@ -153,7 +153,7 @@
           <w:sz-cs w:val="22"/>
           <w:color w:val="4C6178"/>
         </w:rPr>
-        <w:t xml:space="preserve">Cel sesji i przekazanie sceny: Każda kwestia ma brzmieć jak otwarcie drzwi do nowego miejsca, nie jak instrukcja ani definicja. Po ostatnim zdaniu zostaw naturalną ciszę. Dopiero po zamknięciu planszy i przygotowaniu laboratorium głos przejmuje Tomek.</w:t>
+        <w:t xml:space="preserve">Cel sesji i przekazanie sceny: Każda kwestia ma brzmieć jak otwarcie drzwi do nowego miejsca, nie jak instrukcja ani definicja. Po ostatnim zdaniu zostaw naturalną ciszę. Dopiero po zamknięciu planszy i przygotowaniu laboratorium głos przejmuje przewodnik po fizyce.</w:t>
       </w:r>
     </w:p>
     <w:p>
@@ -393,7 +393,7 @@
           <w:sz-cs w:val="22"/>
           <w:color w:val="17243A"/>
         </w:rPr>
-        <w:t xml:space="preserve">Kanały: jeden kanał mono (wymagane)</w:t>
+        <w:t xml:space="preserve">Kanały: Jeden kanał mono (wymagane)</w:t>
       </w:r>
     </w:p>
     <w:p>
@@ -884,18 +884,18 @@
           <w:sz-cs w:val="24"/>
           <w:color w:val="17243A"/>
         </w:rPr>
-        <w:t xml:space="preserve">Teraz podarujemy piłce odrobinę ruchu. Jeden rzut może spaść, uciec albo pokazać nam, jak działa grawitacja.</w:t>
-        <w:br/>
-        <w:t xml:space="preserve"/>
-      </w:r>
-      <w:r>
-        <w:rPr>
-          <w:rFonts w:ascii="Helvetica" w:hAnsi="Helvetica" w:cs="Helvetica"/>
-          <w:sz w:val="17"/>
-          <w:sz-cs w:val="17"/>
-          <w:color w:val="4C6178"/>
-        </w:rPr>
-        <w:t xml:space="preserve">Cel tempa: 9.0–11.5 s · 16 słów · 114 słów/min</w:t>
+        <w:t xml:space="preserve">Teraz podarujemy piłce odrobinę ruchu. Piłka może spaść, uciec albo pokazać nam, jak działa grawitacja.</w:t>
+        <w:br/>
+        <w:t xml:space="preserve"/>
+      </w:r>
+      <w:r>
+        <w:rPr>
+          <w:rFonts w:ascii="Helvetica" w:hAnsi="Helvetica" w:cs="Helvetica"/>
+          <w:sz w:val="17"/>
+          <w:sz-cs w:val="17"/>
+          <w:color w:val="4C6178"/>
+        </w:rPr>
+        <w:t xml:space="preserve">Cel tempa: 8.5–11.0 s · 15 słów · 114 słów/min</w:t>
       </w:r>
     </w:p>
     <w:p>
@@ -1176,6 +1176,7 @@
     </w:p>
     <w:p>
       <w:pPr>
+        <w:pageBreakBefore/>
         <w:spacing w:after="200"/>
       </w:pPr>
       <w:r>
@@ -1206,7 +1207,7 @@
           <w:sz-cs w:val="24"/>
           <w:color w:val="17243A"/>
         </w:rPr>
-        <w:t xml:space="preserve">To, co przed chwilą było eksperymentem, prawdziwe sondy robią w ogromnej przestrzeni. Chodźmy śladami misji, które nauczyły się pożyczać ruch od planet.</w:t>
+        <w:t xml:space="preserve">To, co przed chwilą było eksperymentem, prawdziwe sondy robią w ogromnej przestrzeni. Sprawdź teraz misje, które nauczyły się pożyczać ruch od planet.</w:t>
         <w:br/>
         <w:t xml:space="preserve"/>
       </w:r>
@@ -1298,18 +1299,18 @@
           <w:sz-cs w:val="24"/>
           <w:color w:val="17243A"/>
         </w:rPr>
-        <w:t xml:space="preserve">Sześć drzwi jest już otwartych, ale ciekawość nie ma ostatniego rozdziału. Wracaj, próbuj inaczej i patrz w niebo po swojemu.</w:t>
-        <w:br/>
-        <w:t xml:space="preserve"/>
-      </w:r>
-      <w:r>
-        <w:rPr>
-          <w:rFonts w:ascii="Helvetica" w:hAnsi="Helvetica" w:cs="Helvetica"/>
-          <w:sz w:val="17"/>
-          <w:sz-cs w:val="17"/>
-          <w:color w:val="4C6178"/>
-        </w:rPr>
-        <w:t xml:space="preserve">Cel tempa: 10.5–14.0 s · 20 słów · 114 słów/min</w:t>
+        <w:t xml:space="preserve">Sześć drzwi jest już otwartych, ale ciekawość nie ma ostatniego rozdziału. Wracaj, próbuj i patrz w niebo po swojemu.</w:t>
+        <w:br/>
+        <w:t xml:space="preserve"/>
+      </w:r>
+      <w:r>
+        <w:rPr>
+          <w:rFonts w:ascii="Helvetica" w:hAnsi="Helvetica" w:cs="Helvetica"/>
+          <w:sz w:val="17"/>
+          <w:sz-cs w:val="17"/>
+          <w:color w:val="4C6178"/>
+        </w:rPr>
+        <w:t xml:space="preserve">Cel tempa: 10.0–13.5 s · 19 słów · 114 słów/min</w:t>
       </w:r>
     </w:p>
     <w:sectPr>

--- a/downloads/nagranie-piotr-2026-06-15/Kosmiczne-laboratorium-scenariusz-Piotr-Makowski.docx
+++ b/downloads/nagranie-piotr-2026-06-15/Kosmiczne-laboratorium-scenariusz-Piotr-Makowski.docx
@@ -77,7 +77,7 @@
           <w:b/>
           <w:color w:val="8B6A24"/>
         </w:rPr>
-        <w:t xml:space="preserve">STATUS: DRAFT / UNLOCKED · KANDYDAT d4e3485822e7e877 · NIE NAGRYWAĆ</w:t>
+        <w:t xml:space="preserve">STATUS: LOCK · d4e3485822e7e877 · Mieszko Mahboob · 2026-06-20T21:37:49.053Z</w:t>
       </w:r>
     </w:p>
     <w:p>
